--- a/docs/MediCore_HMS_Technical_Debt_Ledger_v1.4.docx
+++ b/docs/MediCore_HMS_Technical_Debt_Ledger_v1.4.docx
@@ -94,7 +94,7 @@
           <w:sz w:val="24"/>
           <w:szCs w:val="24"/>
         </w:rPr>
-        <w:t xml:space="preserve">Prepared by: [Your Name]</w:t>
+        <w:t>Prepared by: Kelvin Addae Kwarteng  ·  Student ID 22427564</w:t>
       </w:r>
     </w:p>
     <w:p>
@@ -2755,7 +2755,7 @@
         <w:sz w:val="18"/>
         <w:szCs w:val="18"/>
       </w:rPr>
-      <w:t xml:space="preserve">MediCore HMS — Technical Debt Ledger v1.2  ·  Page </w:t>
+      <w:t xml:space="preserve">MediCore HMS — Technical Debt Ledger v1.4  ·  Kelvin Addae Kwarteng (22427564)  ·  Page </w:t>
     </w:r>
     <w:r>
       <w:rPr>

--- a/docs/MediCore_HMS_Technical_Debt_Ledger_v1.4.docx
+++ b/docs/MediCore_HMS_Technical_Debt_Ledger_v1.4.docx
@@ -2067,6 +2067,138 @@
                 <w:szCs w:val="20"/>
               </w:rPr>
               <w:t>Low · open</w:t>
+            </w:r>
+          </w:p>
+        </w:tc>
+      </w:tr>
+      <w:tr>
+        <w:tc>
+          <w:tcPr>
+            <w:tcW w:type="dxa" w:w="700"/>
+            <w:tcMar>
+              <w:top w:type="dxa" w:w="60"/>
+              <w:left w:type="dxa" w:w="100"/>
+              <w:bottom w:type="dxa" w:w="60"/>
+              <w:right w:type="dxa" w:w="100"/>
+            </w:tcMar>
+          </w:tcPr>
+          <w:p>
+            <w:pPr>
+              <w:spacing w:after="0" w:line="240"/>
+            </w:pPr>
+            <w:r>
+              <w:rPr>
+                <w:rFonts w:ascii="Calibri" w:cs="Calibri" w:eastAsia="Calibri" w:hAnsi="Calibri"/>
+                <w:b w:val="false"/>
+                <w:bCs w:val="false"/>
+                <w:sz w:val="20"/>
+                <w:szCs w:val="20"/>
+              </w:rPr>
+              <w:t>TD-18</w:t>
+            </w:r>
+          </w:p>
+        </w:tc>
+        <w:tc>
+          <w:tcPr>
+            <w:tcW w:type="dxa" w:w="2300"/>
+            <w:tcMar>
+              <w:top w:type="dxa" w:w="60"/>
+              <w:left w:type="dxa" w:w="100"/>
+              <w:bottom w:type="dxa" w:w="60"/>
+              <w:right w:type="dxa" w:w="100"/>
+            </w:tcMar>
+          </w:tcPr>
+          <w:p>
+            <w:pPr>
+              <w:spacing w:after="0" w:line="240"/>
+            </w:pPr>
+            <w:r>
+              <w:rPr>
+                <w:rFonts w:ascii="Calibri" w:cs="Calibri" w:eastAsia="Calibri" w:hAnsi="Calibri"/>
+                <w:b w:val="false"/>
+                <w:bCs w:val="false"/>
+                <w:sz w:val="20"/>
+                <w:szCs w:val="20"/>
+              </w:rPr>
+              <w:t>The web tier is pinned to the Next.js 14.2 line. Railway's deployment scanner blocked the first deploy on next@14.2.15 (CVE-2025-55184, CVE-2025-67779, both HIGH); the patch to 14.2.35 clears both. A wider npm audit still reports the 14.x line as affected by a long advisory list whose only offered remedy is Next 16 — a major upgrade requiring React 19.</w:t>
+            </w:r>
+          </w:p>
+        </w:tc>
+        <w:tc>
+          <w:tcPr>
+            <w:tcW w:type="dxa" w:w="2300"/>
+            <w:tcMar>
+              <w:top w:type="dxa" w:w="60"/>
+              <w:left w:type="dxa" w:w="100"/>
+              <w:bottom w:type="dxa" w:w="60"/>
+              <w:right w:type="dxa" w:w="100"/>
+            </w:tcMar>
+          </w:tcPr>
+          <w:p>
+            <w:pPr>
+              <w:spacing w:after="0" w:line="240"/>
+            </w:pPr>
+            <w:r>
+              <w:rPr>
+                <w:rFonts w:ascii="Calibri" w:cs="Calibri" w:eastAsia="Calibri" w:hAnsi="Calibri"/>
+                <w:b w:val="false"/>
+                <w:bCs w:val="false"/>
+                <w:sz w:val="20"/>
+                <w:szCs w:val="20"/>
+              </w:rPr>
+              <w:t>Deployment-gating risk is resolved. The residual advisories concern features this application does not use: it has no next/image, no Server Actions, no middleware, no i18n routing and no Route Handlers — 17 client components and a single /api/* rewrite. The nested postcss 8.4.31 flagged inside Next runs at build time over first-party CSS only; no attacker-controlled stylesheet is ever parsed. Top-level postcss is already patched at 8.5.26.</w:t>
+            </w:r>
+          </w:p>
+        </w:tc>
+        <w:tc>
+          <w:tcPr>
+            <w:tcW w:type="dxa" w:w="2300"/>
+            <w:tcMar>
+              <w:top w:type="dxa" w:w="60"/>
+              <w:left w:type="dxa" w:w="100"/>
+              <w:bottom w:type="dxa" w:w="60"/>
+              <w:right w:type="dxa" w:w="100"/>
+            </w:tcMar>
+          </w:tcPr>
+          <w:p>
+            <w:pPr>
+              <w:spacing w:after="0" w:line="240"/>
+            </w:pPr>
+            <w:r>
+              <w:rPr>
+                <w:rFonts w:ascii="Calibri" w:cs="Calibri" w:eastAsia="Calibri" w:hAnsi="Calibri"/>
+                <w:b w:val="false"/>
+                <w:bCs w:val="false"/>
+                <w:sz w:val="20"/>
+                <w:szCs w:val="20"/>
+              </w:rPr>
+              <w:t>Upgrade to Next 16 with React 19 after the assessed demo, behind the CI build gate and the browser E2E evidence in docs/evidence. Interim control: the monthly npm audit review already required by the Maintenance Plan §7.</w:t>
+            </w:r>
+          </w:p>
+        </w:tc>
+        <w:tc>
+          <w:tcPr>
+            <w:tcW w:type="dxa" w:w="1500"/>
+            <w:tcMar>
+              <w:top w:type="dxa" w:w="60"/>
+              <w:left w:type="dxa" w:w="100"/>
+              <w:bottom w:type="dxa" w:w="60"/>
+              <w:right w:type="dxa" w:w="100"/>
+            </w:tcMar>
+          </w:tcPr>
+          <w:p>
+            <w:pPr>
+              <w:spacing w:after="0" w:line="240"/>
+            </w:pPr>
+            <w:r>
+              <w:rPr>
+                <w:rFonts w:ascii="Calibri" w:cs="Calibri" w:eastAsia="Calibri" w:hAnsi="Calibri"/>
+                <w:b w:val="false"/>
+                <w:bCs w:val="false"/>
+                <w:sz w:val="20"/>
+                <w:szCs w:val="20"/>
+              </w:rPr>
+              <w:t>Medium · accepted for the demo, upgrade scheduled</w:t>
             </w:r>
           </w:p>
         </w:tc>

--- a/docs/MediCore_HMS_Technical_Debt_Ledger_v1.4.docx
+++ b/docs/MediCore_HMS_Technical_Debt_Ledger_v1.4.docx
@@ -81,7 +81,7 @@
           <w:sz w:val="24"/>
           <w:szCs w:val="24"/>
         </w:rPr>
-        <w:t>Companion documents: SRS v1.3 · Design v1.7 · Testing Report v1.4</w:t>
+        <w:t>Companion documents: SRS v1.3 · Design v1.8 · Testing Report v1.5</w:t>
       </w:r>
     </w:p>
     <w:p>
@@ -2801,7 +2801,7 @@
           <w:sz w:val="22"/>
           <w:szCs w:val="22"/>
         </w:rPr>
-        <w:t>Deployment: the system ships as two containers — web and medicore-backend-server — against one PostgreSQL. The Node.js Milestone 1 reference implementation was retired in Design v1.7; it was never deployed, and the authentication evidence it carried moved to AuthIT in the Java suite, which exposed and fixed an unenforced account lockout on the way (Testing Report v1.4 §6). The debt recorded here (TD-16, TD-17) remains packaging-level only and touches no functional or non-functional requirement.</w:t>
+        <w:t>Deployment: the system ships as two containers — web and medicore-backend-server — against one PostgreSQL. The Node.js Milestone 1 reference implementation was retired in Design v1.8; it was never deployed, and the authentication evidence it carried moved to AuthIT in the Java suite, which exposed and fixed an unenforced account lockout on the way (Testing Report v1.5 §6). The debt recorded here (TD-16, TD-17) remains packaging-level only and touches no functional or non-functional requirement.</w:t>
       </w:r>
     </w:p>
     <w:p>

--- a/docs/MediCore_HMS_Technical_Debt_Ledger_v1.4.docx
+++ b/docs/MediCore_HMS_Technical_Debt_Ledger_v1.4.docx
@@ -81,7 +81,7 @@
           <w:sz w:val="24"/>
           <w:szCs w:val="24"/>
         </w:rPr>
-        <w:t>Companion documents: SRS v1.3 · Design v1.8 · Testing Report v1.5</w:t>
+        <w:t>Companion documents: SRS v1.4 · Design v1.8 · Testing Report v1.6</w:t>
       </w:r>
     </w:p>
     <w:p>
@@ -2474,7 +2474,7 @@
                 <w:sz w:val="20"/>
                 <w:szCs w:val="20"/>
               </w:rPr>
-              <w:t xml:space="preserve">Vendor API Definition received Aug 2026; adapter implemented and its response mapping verified against the vendor’s own sample payloads; SRS v1.3 and Design v1.4 updated; the port design (DD-07) absorbed the vendor without touching billing logic — the hedge paid off.</w:t>
+              <w:t>Vendor API Definition received Aug 2026; adapter implemented and its response mapping verified against the vendor’s own sample payloads; SRS v1.4 and Design v1.4 updated; the port design (DD-07) absorbed the vendor without touching billing logic — the hedge paid off.</w:t>
             </w:r>
           </w:p>
         </w:tc>
@@ -2801,7 +2801,7 @@
           <w:sz w:val="22"/>
           <w:szCs w:val="22"/>
         </w:rPr>
-        <w:t>Deployment: the system ships as two containers — web and medicore-backend-server — against one PostgreSQL. The Node.js Milestone 1 reference implementation was retired in Design v1.8; it was never deployed, and the authentication evidence it carried moved to AuthIT in the Java suite, which exposed and fixed an unenforced account lockout on the way (Testing Report v1.5 §6). The debt recorded here (TD-16, TD-17) remains packaging-level only and touches no functional or non-functional requirement.</w:t>
+        <w:t>Deployment: the system ships as two containers — web and medicore-backend-server — against one PostgreSQL. The Node.js Milestone 1 reference implementation was retired in Design v1.8; it was never deployed, and the authentication evidence it carried moved to AuthIT in the Java suite, which exposed and fixed an unenforced account lockout on the way (Testing Report v1.6 §6). The debt recorded here (TD-16, TD-17) remains packaging-level only and touches no functional or non-functional requirement.</w:t>
       </w:r>
     </w:p>
     <w:p>
